--- a/Практос важный.docx
+++ b/Практос важный.docx
@@ -214,51 +214,35 @@
           <w:sz w:val="28"/>
           <w:szCs w:val="28"/>
         </w:rPr>
-        <w:t xml:space="preserve">Практические работы </w:t>
-      </w:r>
-      <w:proofErr w:type="gramStart"/>
-      <w:r>
-        <w:rPr>
-          <w:color w:val="24292F"/>
-          <w:sz w:val="28"/>
-          <w:szCs w:val="28"/>
-        </w:rPr>
-        <w:t>по</w:t>
-      </w:r>
-      <w:proofErr w:type="gramEnd"/>
+        <w:t>ТЕХНИЧЕСКОЕ ЗАДАНИЕ</w:t>
+      </w:r>
     </w:p>
     <w:p>
       <w:pPr>
         <w:pStyle w:val="a3"/>
         <w:spacing w:before="278" w:beforeAutospacing="0" w:after="238" w:line="360" w:lineRule="auto"/>
         <w:jc w:val="center"/>
-        <w:rPr>
-          <w:color w:val="24292F"/>
-          <w:sz w:val="28"/>
-          <w:szCs w:val="28"/>
-        </w:rPr>
-      </w:pPr>
-      <w:r>
-        <w:rPr>
-          <w:color w:val="24292F"/>
-          <w:sz w:val="28"/>
-          <w:szCs w:val="28"/>
-        </w:rPr>
-        <w:t>Внедрению ИС</w:t>
-      </w:r>
-    </w:p>
-    <w:p>
-      <w:pPr>
-        <w:pStyle w:val="a3"/>
-        <w:spacing w:before="278" w:beforeAutospacing="0" w:after="238" w:line="360" w:lineRule="auto"/>
-        <w:jc w:val="center"/>
-      </w:pPr>
-      <w:r>
-        <w:rPr>
-          <w:sz w:val="28"/>
-          <w:szCs w:val="28"/>
-        </w:rPr>
-        <w:t xml:space="preserve">Автоматизация обработки заказа </w:t>
+      </w:pPr>
+      <w:r>
+        <w:rPr>
+          <w:sz w:val="28"/>
+          <w:szCs w:val="28"/>
+        </w:rPr>
+        <w:t xml:space="preserve">Автоматизация обработки </w:t>
+      </w:r>
+      <w:r>
+        <w:rPr>
+          <w:sz w:val="28"/>
+          <w:szCs w:val="28"/>
+        </w:rPr>
+        <w:t>онлайн-</w:t>
+      </w:r>
+      <w:r>
+        <w:rPr>
+          <w:sz w:val="28"/>
+          <w:szCs w:val="28"/>
+        </w:rPr>
+        <w:t xml:space="preserve">заказа </w:t>
       </w:r>
     </w:p>
     <w:p>
@@ -391,16 +375,7 @@
           <w:szCs w:val="28"/>
           <w:u w:val="single"/>
         </w:rPr>
-        <w:t xml:space="preserve"> Анна Николаевна</w:t>
-      </w:r>
-      <w:r>
-        <w:rPr>
-          <w:color w:val="24292F"/>
-          <w:sz w:val="28"/>
-          <w:szCs w:val="28"/>
-          <w:u w:val="single"/>
-        </w:rPr>
-        <w:t xml:space="preserve"> </w:t>
+        <w:t xml:space="preserve"> Анна Николаевна </w:t>
       </w:r>
     </w:p>
     <w:p>
@@ -497,6 +472,8 @@
         </w:rPr>
         <w:t>СОДЕРЖАНИЕ</w:t>
       </w:r>
+      <w:bookmarkStart w:id="0" w:name="_GoBack"/>
+      <w:bookmarkEnd w:id="0"/>
     </w:p>
     <w:p>
       <w:pPr>
@@ -957,7 +934,6 @@
         </w:tabs>
         <w:spacing w:after="0" w:line="240" w:lineRule="auto"/>
         <w:rPr>
-          <w:rStyle w:val="a3"/>
           <w:b/>
           <w:bCs/>
           <w:color w:val="0A0A0A"/>
@@ -979,7 +955,6 @@
       </w:r>
       <w:r>
         <w:rPr>
-          <w:rStyle w:val="a3"/>
           <w:b/>
           <w:color w:val="0A0A0A"/>
           <w:sz w:val="28"/>
@@ -1001,7 +976,6 @@
         </w:tabs>
         <w:spacing w:after="0" w:line="240" w:lineRule="auto"/>
         <w:rPr>
-          <w:rStyle w:val="a3"/>
           <w:b/>
           <w:color w:val="0A0A0A"/>
           <w:sz w:val="28"/>
@@ -1022,7 +996,6 @@
       </w:r>
       <w:r>
         <w:rPr>
-          <w:rStyle w:val="a3"/>
           <w:b/>
           <w:color w:val="0A0A0A"/>
           <w:sz w:val="28"/>
@@ -1356,28 +1329,1546 @@
           <w:szCs w:val="28"/>
         </w:rPr>
       </w:pPr>
-    </w:p>
-    <w:p>
-      <w:pPr>
-        <w:pStyle w:val="a3"/>
-        <w:tabs>
-          <w:tab w:val="left" w:pos="2260"/>
-        </w:tabs>
-        <w:spacing w:after="0" w:line="240" w:lineRule="auto"/>
-        <w:rPr>
-          <w:sz w:val="28"/>
-          <w:szCs w:val="28"/>
-        </w:rPr>
-      </w:pPr>
-      <w:r>
-        <w:rPr>
-          <w:sz w:val="28"/>
-          <w:szCs w:val="28"/>
-        </w:rPr>
-        <w:t>Задание 1</w:t>
-      </w:r>
-      <w:bookmarkStart w:id="0" w:name="_GoBack"/>
-      <w:bookmarkEnd w:id="0"/>
+      <w:r>
+        <w:rPr>
+          <w:sz w:val="28"/>
+          <w:szCs w:val="28"/>
+        </w:rPr>
+        <w:t>Идея проекта заключается в том, чтобы автоматизировать рутину сотрудников с увеличением</w:t>
+      </w:r>
+      <w:r>
+        <w:rPr>
+          <w:sz w:val="28"/>
+          <w:szCs w:val="28"/>
+        </w:rPr>
+        <w:t xml:space="preserve"> эффективности и производительности, при</w:t>
+      </w:r>
+      <w:r>
+        <w:rPr>
+          <w:sz w:val="28"/>
+          <w:szCs w:val="28"/>
+        </w:rPr>
+        <w:t xml:space="preserve"> </w:t>
+      </w:r>
+      <w:r>
+        <w:rPr>
+          <w:sz w:val="28"/>
+          <w:szCs w:val="28"/>
+        </w:rPr>
+        <w:t>оптимальных затратах на установку информационной системы.</w:t>
+      </w:r>
+    </w:p>
+    <w:p>
+      <w:pPr>
+        <w:pStyle w:val="a3"/>
+        <w:tabs>
+          <w:tab w:val="left" w:pos="2260"/>
+        </w:tabs>
+        <w:spacing w:after="0" w:line="240" w:lineRule="auto"/>
+        <w:rPr>
+          <w:sz w:val="28"/>
+          <w:szCs w:val="28"/>
+        </w:rPr>
+      </w:pPr>
+      <w:r>
+        <w:rPr>
+          <w:b/>
+          <w:sz w:val="28"/>
+          <w:szCs w:val="28"/>
+        </w:rPr>
+        <w:t>Основные задачи проекта</w:t>
+      </w:r>
+      <w:r>
+        <w:rPr>
+          <w:sz w:val="28"/>
+          <w:szCs w:val="28"/>
+        </w:rPr>
+        <w:t>:</w:t>
+      </w:r>
+    </w:p>
+    <w:p>
+      <w:pPr>
+        <w:pStyle w:val="a3"/>
+        <w:tabs>
+          <w:tab w:val="left" w:pos="2260"/>
+        </w:tabs>
+        <w:spacing w:after="0" w:line="240" w:lineRule="auto"/>
+        <w:rPr>
+          <w:sz w:val="28"/>
+          <w:szCs w:val="28"/>
+        </w:rPr>
+      </w:pPr>
+      <w:r>
+        <w:rPr>
+          <w:sz w:val="28"/>
+          <w:szCs w:val="28"/>
+        </w:rPr>
+        <w:br/>
+      </w:r>
+      <w:r>
+        <w:rPr>
+          <w:sz w:val="28"/>
+          <w:szCs w:val="28"/>
+        </w:rPr>
+        <w:t>1. Автоматизация приема заказов:</w:t>
+      </w:r>
+    </w:p>
+    <w:p>
+      <w:pPr>
+        <w:pStyle w:val="a3"/>
+        <w:tabs>
+          <w:tab w:val="left" w:pos="2260"/>
+        </w:tabs>
+        <w:spacing w:after="0" w:line="240" w:lineRule="auto"/>
+        <w:rPr>
+          <w:sz w:val="28"/>
+          <w:szCs w:val="28"/>
+        </w:rPr>
+      </w:pPr>
+      <w:r>
+        <w:rPr>
+          <w:sz w:val="28"/>
+          <w:szCs w:val="28"/>
+        </w:rPr>
+        <w:t>-</w:t>
+      </w:r>
+      <w:r>
+        <w:rPr>
+          <w:sz w:val="28"/>
+          <w:szCs w:val="28"/>
+        </w:rPr>
+        <w:t xml:space="preserve"> Интеграция сайта заказчика с системой управления заказами</w:t>
+      </w:r>
+    </w:p>
+    <w:p>
+      <w:pPr>
+        <w:pStyle w:val="a3"/>
+        <w:tabs>
+          <w:tab w:val="left" w:pos="2260"/>
+        </w:tabs>
+        <w:spacing w:after="0" w:line="240" w:lineRule="auto"/>
+        <w:rPr>
+          <w:sz w:val="28"/>
+          <w:szCs w:val="28"/>
+        </w:rPr>
+      </w:pPr>
+      <w:r>
+        <w:rPr>
+          <w:sz w:val="28"/>
+          <w:szCs w:val="28"/>
+        </w:rPr>
+        <w:t>-</w:t>
+      </w:r>
+      <w:r>
+        <w:rPr>
+          <w:sz w:val="28"/>
+          <w:szCs w:val="28"/>
+        </w:rPr>
+        <w:t xml:space="preserve"> Возможность приема заказов круглосуточно </w:t>
+      </w:r>
+    </w:p>
+    <w:p>
+      <w:pPr>
+        <w:pStyle w:val="a3"/>
+        <w:tabs>
+          <w:tab w:val="left" w:pos="2260"/>
+        </w:tabs>
+        <w:spacing w:after="0" w:line="240" w:lineRule="auto"/>
+        <w:rPr>
+          <w:sz w:val="28"/>
+          <w:szCs w:val="28"/>
+        </w:rPr>
+      </w:pPr>
+      <w:r>
+        <w:rPr>
+          <w:sz w:val="28"/>
+          <w:szCs w:val="28"/>
+        </w:rPr>
+        <w:t>- А</w:t>
+      </w:r>
+      <w:r>
+        <w:rPr>
+          <w:sz w:val="28"/>
+          <w:szCs w:val="28"/>
+        </w:rPr>
+        <w:t>втоматическое распределение заказов сотрудникам службы поддержки</w:t>
+      </w:r>
+    </w:p>
+    <w:p>
+      <w:pPr>
+        <w:pStyle w:val="a3"/>
+        <w:tabs>
+          <w:tab w:val="left" w:pos="2260"/>
+        </w:tabs>
+        <w:spacing w:after="0" w:line="240" w:lineRule="auto"/>
+        <w:rPr>
+          <w:sz w:val="28"/>
+          <w:szCs w:val="28"/>
+        </w:rPr>
+      </w:pPr>
+    </w:p>
+    <w:p>
+      <w:pPr>
+        <w:pStyle w:val="a3"/>
+        <w:tabs>
+          <w:tab w:val="left" w:pos="2260"/>
+        </w:tabs>
+        <w:spacing w:after="0" w:line="240" w:lineRule="auto"/>
+        <w:rPr>
+          <w:sz w:val="28"/>
+          <w:szCs w:val="28"/>
+        </w:rPr>
+      </w:pPr>
+      <w:r>
+        <w:rPr>
+          <w:sz w:val="28"/>
+          <w:szCs w:val="28"/>
+        </w:rPr>
+        <w:t>2. Оптимизация процесса обработки заказов:</w:t>
+      </w:r>
+    </w:p>
+    <w:p>
+      <w:pPr>
+        <w:pStyle w:val="a3"/>
+        <w:tabs>
+          <w:tab w:val="left" w:pos="2260"/>
+        </w:tabs>
+        <w:spacing w:after="0" w:line="240" w:lineRule="auto"/>
+        <w:rPr>
+          <w:sz w:val="28"/>
+          <w:szCs w:val="28"/>
+        </w:rPr>
+      </w:pPr>
+      <w:r>
+        <w:rPr>
+          <w:sz w:val="28"/>
+          <w:szCs w:val="28"/>
+        </w:rPr>
+        <w:t>- Формирование электронных документов</w:t>
+      </w:r>
+    </w:p>
+    <w:p>
+      <w:pPr>
+        <w:pStyle w:val="a3"/>
+        <w:tabs>
+          <w:tab w:val="left" w:pos="2260"/>
+        </w:tabs>
+        <w:spacing w:after="0" w:line="240" w:lineRule="auto"/>
+        <w:rPr>
+          <w:sz w:val="28"/>
+          <w:szCs w:val="28"/>
+        </w:rPr>
+      </w:pPr>
+      <w:r>
+        <w:rPr>
+          <w:sz w:val="28"/>
+          <w:szCs w:val="28"/>
+        </w:rPr>
+        <w:t>- Автоматический расчет стоимости доставки, налогов, скидок</w:t>
+      </w:r>
+    </w:p>
+    <w:p>
+      <w:pPr>
+        <w:pStyle w:val="a3"/>
+        <w:tabs>
+          <w:tab w:val="left" w:pos="2260"/>
+        </w:tabs>
+        <w:spacing w:after="0" w:line="240" w:lineRule="auto"/>
+        <w:rPr>
+          <w:sz w:val="28"/>
+          <w:szCs w:val="28"/>
+        </w:rPr>
+      </w:pPr>
+      <w:r>
+        <w:rPr>
+          <w:sz w:val="28"/>
+          <w:szCs w:val="28"/>
+        </w:rPr>
+        <w:t>-Управление статусом заказа</w:t>
+      </w:r>
+    </w:p>
+    <w:p>
+      <w:pPr>
+        <w:pStyle w:val="a3"/>
+        <w:tabs>
+          <w:tab w:val="left" w:pos="2260"/>
+        </w:tabs>
+        <w:spacing w:after="0" w:line="240" w:lineRule="auto"/>
+        <w:rPr>
+          <w:sz w:val="28"/>
+          <w:szCs w:val="28"/>
+        </w:rPr>
+      </w:pPr>
+    </w:p>
+    <w:p>
+      <w:pPr>
+        <w:pStyle w:val="a3"/>
+        <w:tabs>
+          <w:tab w:val="left" w:pos="2260"/>
+        </w:tabs>
+        <w:spacing w:after="0" w:line="240" w:lineRule="auto"/>
+        <w:rPr>
+          <w:sz w:val="28"/>
+          <w:szCs w:val="28"/>
+        </w:rPr>
+      </w:pPr>
+      <w:r>
+        <w:rPr>
+          <w:sz w:val="28"/>
+          <w:szCs w:val="28"/>
+        </w:rPr>
+        <w:t>3. Интеграция с бухгалтерскими системами:</w:t>
+      </w:r>
+    </w:p>
+    <w:p>
+      <w:pPr>
+        <w:pStyle w:val="a3"/>
+        <w:tabs>
+          <w:tab w:val="left" w:pos="2260"/>
+        </w:tabs>
+        <w:spacing w:after="0" w:line="240" w:lineRule="auto"/>
+        <w:rPr>
+          <w:sz w:val="28"/>
+          <w:szCs w:val="28"/>
+        </w:rPr>
+      </w:pPr>
+      <w:r>
+        <w:rPr>
+          <w:sz w:val="28"/>
+          <w:szCs w:val="28"/>
+        </w:rPr>
+        <w:t>- Синхронизация с существующими учетными системами</w:t>
+      </w:r>
+    </w:p>
+    <w:p>
+      <w:pPr>
+        <w:pStyle w:val="a3"/>
+        <w:tabs>
+          <w:tab w:val="left" w:pos="2260"/>
+        </w:tabs>
+        <w:spacing w:after="0" w:line="240" w:lineRule="auto"/>
+        <w:rPr>
+          <w:sz w:val="28"/>
+          <w:szCs w:val="28"/>
+        </w:rPr>
+      </w:pPr>
+      <w:r>
+        <w:rPr>
+          <w:sz w:val="28"/>
+          <w:szCs w:val="28"/>
+        </w:rPr>
+        <w:t>- Обеспечение передачи данных о продажах и финансовых операция в режиме реального времени</w:t>
+      </w:r>
+    </w:p>
+    <w:p>
+      <w:pPr>
+        <w:pStyle w:val="a3"/>
+        <w:tabs>
+          <w:tab w:val="left" w:pos="2260"/>
+        </w:tabs>
+        <w:spacing w:after="0" w:line="240" w:lineRule="auto"/>
+        <w:rPr>
+          <w:sz w:val="28"/>
+          <w:szCs w:val="28"/>
+        </w:rPr>
+      </w:pPr>
+    </w:p>
+    <w:p>
+      <w:pPr>
+        <w:pStyle w:val="a3"/>
+        <w:tabs>
+          <w:tab w:val="left" w:pos="2260"/>
+        </w:tabs>
+        <w:spacing w:after="0" w:line="240" w:lineRule="auto"/>
+        <w:rPr>
+          <w:sz w:val="28"/>
+          <w:szCs w:val="28"/>
+        </w:rPr>
+      </w:pPr>
+      <w:r>
+        <w:rPr>
+          <w:sz w:val="28"/>
+          <w:szCs w:val="28"/>
+        </w:rPr>
+        <w:t>4. Повышение уровня клиентского бизнеса:</w:t>
+      </w:r>
+    </w:p>
+    <w:p>
+      <w:pPr>
+        <w:pStyle w:val="a3"/>
+        <w:tabs>
+          <w:tab w:val="left" w:pos="2260"/>
+        </w:tabs>
+        <w:spacing w:after="0" w:line="240" w:lineRule="auto"/>
+        <w:rPr>
+          <w:sz w:val="28"/>
+          <w:szCs w:val="28"/>
+        </w:rPr>
+      </w:pPr>
+      <w:r>
+        <w:rPr>
+          <w:sz w:val="28"/>
+          <w:szCs w:val="28"/>
+        </w:rPr>
+        <w:t>- Предоставление клиентам возможности отслеживать статус своего заказа</w:t>
+      </w:r>
+    </w:p>
+    <w:p>
+      <w:pPr>
+        <w:pStyle w:val="a3"/>
+        <w:tabs>
+          <w:tab w:val="left" w:pos="2260"/>
+        </w:tabs>
+        <w:spacing w:after="0" w:line="240" w:lineRule="auto"/>
+        <w:rPr>
+          <w:sz w:val="28"/>
+          <w:szCs w:val="28"/>
+        </w:rPr>
+      </w:pPr>
+      <w:r>
+        <w:rPr>
+          <w:sz w:val="28"/>
+          <w:szCs w:val="28"/>
+        </w:rPr>
+        <w:t xml:space="preserve">-Отправка уведомлений о статусе заказа </w:t>
+      </w:r>
+    </w:p>
+    <w:p>
+      <w:pPr>
+        <w:pStyle w:val="a3"/>
+        <w:tabs>
+          <w:tab w:val="left" w:pos="2260"/>
+        </w:tabs>
+        <w:spacing w:after="0" w:line="240" w:lineRule="auto"/>
+        <w:rPr>
+          <w:sz w:val="28"/>
+          <w:szCs w:val="28"/>
+        </w:rPr>
+      </w:pPr>
+    </w:p>
+    <w:p>
+      <w:pPr>
+        <w:pStyle w:val="a3"/>
+        <w:tabs>
+          <w:tab w:val="left" w:pos="2260"/>
+        </w:tabs>
+        <w:spacing w:after="0" w:line="240" w:lineRule="auto"/>
+        <w:rPr>
+          <w:b/>
+          <w:sz w:val="28"/>
+          <w:szCs w:val="28"/>
+        </w:rPr>
+      </w:pPr>
+      <w:r>
+        <w:rPr>
+          <w:b/>
+          <w:sz w:val="28"/>
+          <w:szCs w:val="28"/>
+        </w:rPr>
+        <w:t>Требования к функциональности системы</w:t>
+      </w:r>
+      <w:r>
+        <w:rPr>
+          <w:b/>
+          <w:sz w:val="28"/>
+          <w:szCs w:val="28"/>
+        </w:rPr>
+        <w:t>:</w:t>
+      </w:r>
+    </w:p>
+    <w:p>
+      <w:pPr>
+        <w:pStyle w:val="a3"/>
+        <w:tabs>
+          <w:tab w:val="left" w:pos="2260"/>
+        </w:tabs>
+        <w:spacing w:after="0" w:line="240" w:lineRule="auto"/>
+        <w:rPr>
+          <w:sz w:val="28"/>
+          <w:szCs w:val="28"/>
+        </w:rPr>
+      </w:pPr>
+      <w:r>
+        <w:rPr>
+          <w:sz w:val="28"/>
+          <w:szCs w:val="28"/>
+        </w:rPr>
+        <w:t xml:space="preserve">1. </w:t>
+      </w:r>
+      <w:r>
+        <w:rPr>
+          <w:sz w:val="28"/>
+          <w:szCs w:val="28"/>
+        </w:rPr>
+        <w:t>Приём заказов:</w:t>
+      </w:r>
+    </w:p>
+    <w:p>
+      <w:pPr>
+        <w:pStyle w:val="a3"/>
+        <w:tabs>
+          <w:tab w:val="left" w:pos="2260"/>
+        </w:tabs>
+        <w:spacing w:after="0" w:line="240" w:lineRule="auto"/>
+        <w:rPr>
+          <w:sz w:val="28"/>
+          <w:szCs w:val="28"/>
+        </w:rPr>
+      </w:pPr>
+      <w:r>
+        <w:rPr>
+          <w:sz w:val="28"/>
+          <w:szCs w:val="28"/>
+        </w:rPr>
+        <w:t xml:space="preserve">- </w:t>
+      </w:r>
+      <w:r>
+        <w:rPr>
+          <w:sz w:val="28"/>
+          <w:szCs w:val="28"/>
+        </w:rPr>
+        <w:t xml:space="preserve">Прием заказов через сайт, мобильное приложение и </w:t>
+      </w:r>
+      <w:proofErr w:type="gramStart"/>
+      <w:r>
+        <w:rPr>
+          <w:sz w:val="28"/>
+          <w:szCs w:val="28"/>
+        </w:rPr>
+        <w:t>сторонние</w:t>
+      </w:r>
+      <w:proofErr w:type="gramEnd"/>
+      <w:r>
+        <w:rPr>
+          <w:sz w:val="28"/>
+          <w:szCs w:val="28"/>
+        </w:rPr>
+        <w:t xml:space="preserve"> </w:t>
+      </w:r>
+      <w:proofErr w:type="spellStart"/>
+      <w:r>
+        <w:rPr>
+          <w:sz w:val="28"/>
+          <w:szCs w:val="28"/>
+        </w:rPr>
+        <w:t>маркетплейсы</w:t>
+      </w:r>
+      <w:proofErr w:type="spellEnd"/>
+      <w:r>
+        <w:rPr>
+          <w:sz w:val="28"/>
+          <w:szCs w:val="28"/>
+        </w:rPr>
+        <w:t xml:space="preserve">. </w:t>
+      </w:r>
+    </w:p>
+    <w:p>
+      <w:pPr>
+        <w:pStyle w:val="a3"/>
+        <w:tabs>
+          <w:tab w:val="left" w:pos="2260"/>
+        </w:tabs>
+        <w:spacing w:after="0" w:line="240" w:lineRule="auto"/>
+        <w:rPr>
+          <w:sz w:val="28"/>
+          <w:szCs w:val="28"/>
+        </w:rPr>
+      </w:pPr>
+      <w:r>
+        <w:rPr>
+          <w:sz w:val="28"/>
+          <w:szCs w:val="28"/>
+        </w:rPr>
+        <w:t xml:space="preserve">- </w:t>
+      </w:r>
+      <w:r>
+        <w:rPr>
+          <w:sz w:val="28"/>
+          <w:szCs w:val="28"/>
+        </w:rPr>
+        <w:t xml:space="preserve">Подтверждение правильности введенных данных автоматически перед формированием заказа. </w:t>
+      </w:r>
+    </w:p>
+    <w:p>
+      <w:pPr>
+        <w:pStyle w:val="a3"/>
+        <w:tabs>
+          <w:tab w:val="left" w:pos="2260"/>
+        </w:tabs>
+        <w:spacing w:after="0" w:line="240" w:lineRule="auto"/>
+        <w:rPr>
+          <w:sz w:val="28"/>
+          <w:szCs w:val="28"/>
+        </w:rPr>
+      </w:pPr>
+    </w:p>
+    <w:p>
+      <w:pPr>
+        <w:pStyle w:val="a3"/>
+        <w:tabs>
+          <w:tab w:val="left" w:pos="2260"/>
+        </w:tabs>
+        <w:spacing w:after="0" w:line="240" w:lineRule="auto"/>
+        <w:rPr>
+          <w:sz w:val="28"/>
+          <w:szCs w:val="28"/>
+        </w:rPr>
+      </w:pPr>
+      <w:r>
+        <w:rPr>
+          <w:sz w:val="28"/>
+          <w:szCs w:val="28"/>
+        </w:rPr>
+        <w:t xml:space="preserve">2. </w:t>
+      </w:r>
+      <w:r>
+        <w:rPr>
+          <w:sz w:val="28"/>
+          <w:szCs w:val="28"/>
+        </w:rPr>
+        <w:t>Обработка заказов:</w:t>
+      </w:r>
+    </w:p>
+    <w:p>
+      <w:pPr>
+        <w:pStyle w:val="a3"/>
+        <w:tabs>
+          <w:tab w:val="left" w:pos="2260"/>
+        </w:tabs>
+        <w:spacing w:after="0" w:line="240" w:lineRule="auto"/>
+        <w:rPr>
+          <w:sz w:val="28"/>
+          <w:szCs w:val="28"/>
+        </w:rPr>
+      </w:pPr>
+      <w:r>
+        <w:rPr>
+          <w:sz w:val="28"/>
+          <w:szCs w:val="28"/>
+        </w:rPr>
+        <w:t xml:space="preserve"> </w:t>
+      </w:r>
+      <w:r>
+        <w:rPr>
+          <w:sz w:val="28"/>
+          <w:szCs w:val="28"/>
+        </w:rPr>
+        <w:t xml:space="preserve">- </w:t>
+      </w:r>
+      <w:r>
+        <w:rPr>
+          <w:sz w:val="28"/>
+          <w:szCs w:val="28"/>
+        </w:rPr>
+        <w:t xml:space="preserve">Назначение сотрудника </w:t>
+      </w:r>
+      <w:proofErr w:type="gramStart"/>
+      <w:r>
+        <w:rPr>
+          <w:sz w:val="28"/>
+          <w:szCs w:val="28"/>
+        </w:rPr>
+        <w:t>ответственному</w:t>
+      </w:r>
+      <w:proofErr w:type="gramEnd"/>
+      <w:r>
+        <w:rPr>
+          <w:sz w:val="28"/>
+          <w:szCs w:val="28"/>
+        </w:rPr>
+        <w:t xml:space="preserve"> за обработку конкретного заказа. </w:t>
+      </w:r>
+    </w:p>
+    <w:p>
+      <w:pPr>
+        <w:pStyle w:val="a3"/>
+        <w:tabs>
+          <w:tab w:val="left" w:pos="2260"/>
+        </w:tabs>
+        <w:spacing w:after="0" w:line="240" w:lineRule="auto"/>
+        <w:rPr>
+          <w:sz w:val="28"/>
+          <w:szCs w:val="28"/>
+        </w:rPr>
+      </w:pPr>
+      <w:r>
+        <w:rPr>
+          <w:sz w:val="28"/>
+          <w:szCs w:val="28"/>
+        </w:rPr>
+        <w:t xml:space="preserve">- </w:t>
+      </w:r>
+      <w:r>
+        <w:rPr>
+          <w:sz w:val="28"/>
+          <w:szCs w:val="28"/>
+        </w:rPr>
+        <w:t xml:space="preserve">Уведомления сотрудников о новых заказах и изменениях статуса заказа. </w:t>
+      </w:r>
+    </w:p>
+    <w:p>
+      <w:pPr>
+        <w:pStyle w:val="a3"/>
+        <w:tabs>
+          <w:tab w:val="left" w:pos="2260"/>
+        </w:tabs>
+        <w:spacing w:after="0" w:line="240" w:lineRule="auto"/>
+        <w:rPr>
+          <w:sz w:val="28"/>
+          <w:szCs w:val="28"/>
+        </w:rPr>
+      </w:pPr>
+      <w:r>
+        <w:rPr>
+          <w:sz w:val="28"/>
+          <w:szCs w:val="28"/>
+        </w:rPr>
+        <w:t xml:space="preserve">- </w:t>
+      </w:r>
+      <w:r>
+        <w:rPr>
+          <w:sz w:val="28"/>
+          <w:szCs w:val="28"/>
+        </w:rPr>
+        <w:t>Контроль сроков исполнения заказа и предупреждение о возможных задержках.</w:t>
+      </w:r>
+    </w:p>
+    <w:p>
+      <w:pPr>
+        <w:pStyle w:val="a3"/>
+        <w:tabs>
+          <w:tab w:val="left" w:pos="2260"/>
+        </w:tabs>
+        <w:spacing w:after="0" w:line="240" w:lineRule="auto"/>
+        <w:rPr>
+          <w:sz w:val="28"/>
+          <w:szCs w:val="28"/>
+        </w:rPr>
+      </w:pPr>
+    </w:p>
+    <w:p>
+      <w:pPr>
+        <w:pStyle w:val="a3"/>
+        <w:tabs>
+          <w:tab w:val="left" w:pos="2260"/>
+        </w:tabs>
+        <w:spacing w:after="0" w:line="240" w:lineRule="auto"/>
+        <w:rPr>
+          <w:sz w:val="28"/>
+          <w:szCs w:val="28"/>
+        </w:rPr>
+      </w:pPr>
+      <w:r>
+        <w:rPr>
+          <w:sz w:val="28"/>
+          <w:szCs w:val="28"/>
+        </w:rPr>
+        <w:t>3.</w:t>
+      </w:r>
+      <w:r>
+        <w:rPr>
+          <w:sz w:val="28"/>
+          <w:szCs w:val="28"/>
+        </w:rPr>
+        <w:t xml:space="preserve"> Формирование отчетов: </w:t>
+      </w:r>
+    </w:p>
+    <w:p>
+      <w:pPr>
+        <w:pStyle w:val="a3"/>
+        <w:tabs>
+          <w:tab w:val="left" w:pos="2260"/>
+        </w:tabs>
+        <w:spacing w:after="0" w:line="240" w:lineRule="auto"/>
+        <w:rPr>
+          <w:sz w:val="28"/>
+          <w:szCs w:val="28"/>
+        </w:rPr>
+      </w:pPr>
+      <w:r>
+        <w:rPr>
+          <w:sz w:val="28"/>
+          <w:szCs w:val="28"/>
+        </w:rPr>
+        <w:t xml:space="preserve">- </w:t>
+      </w:r>
+      <w:r>
+        <w:rPr>
+          <w:sz w:val="28"/>
+          <w:szCs w:val="28"/>
+        </w:rPr>
+        <w:t xml:space="preserve">Генерация ежедневных, еженедельных и ежемесячных отчетов по заказам. </w:t>
+      </w:r>
+    </w:p>
+    <w:p>
+      <w:pPr>
+        <w:pStyle w:val="a3"/>
+        <w:tabs>
+          <w:tab w:val="left" w:pos="2260"/>
+        </w:tabs>
+        <w:spacing w:after="0" w:line="240" w:lineRule="auto"/>
+        <w:rPr>
+          <w:sz w:val="28"/>
+          <w:szCs w:val="28"/>
+        </w:rPr>
+      </w:pPr>
+      <w:r>
+        <w:rPr>
+          <w:sz w:val="28"/>
+          <w:szCs w:val="28"/>
+        </w:rPr>
+        <w:t xml:space="preserve">- </w:t>
+      </w:r>
+      <w:r>
+        <w:rPr>
+          <w:sz w:val="28"/>
+          <w:szCs w:val="28"/>
+        </w:rPr>
+        <w:t>Статистика по объему продаж, средней сумме чека, количеству отказов и возвратов.</w:t>
+      </w:r>
+    </w:p>
+    <w:p>
+      <w:pPr>
+        <w:pStyle w:val="a3"/>
+        <w:tabs>
+          <w:tab w:val="left" w:pos="2260"/>
+        </w:tabs>
+        <w:spacing w:after="0" w:line="240" w:lineRule="auto"/>
+        <w:rPr>
+          <w:sz w:val="28"/>
+          <w:szCs w:val="28"/>
+        </w:rPr>
+      </w:pPr>
+      <w:r>
+        <w:rPr>
+          <w:sz w:val="28"/>
+          <w:szCs w:val="28"/>
+        </w:rPr>
+        <w:t>4.</w:t>
+      </w:r>
+      <w:r>
+        <w:rPr>
+          <w:sz w:val="28"/>
+          <w:szCs w:val="28"/>
+        </w:rPr>
+        <w:t xml:space="preserve"> Безопасность и надежность: </w:t>
+      </w:r>
+    </w:p>
+    <w:p>
+      <w:pPr>
+        <w:pStyle w:val="a3"/>
+        <w:tabs>
+          <w:tab w:val="left" w:pos="2260"/>
+        </w:tabs>
+        <w:spacing w:after="0" w:line="240" w:lineRule="auto"/>
+        <w:rPr>
+          <w:sz w:val="28"/>
+          <w:szCs w:val="28"/>
+        </w:rPr>
+      </w:pPr>
+      <w:r>
+        <w:rPr>
+          <w:sz w:val="28"/>
+          <w:szCs w:val="28"/>
+        </w:rPr>
+        <w:t xml:space="preserve">- </w:t>
+      </w:r>
+      <w:r>
+        <w:rPr>
+          <w:sz w:val="28"/>
+          <w:szCs w:val="28"/>
+        </w:rPr>
+        <w:t>Шифрование персональных данных клиента и финансовой информации</w:t>
+      </w:r>
+      <w:proofErr w:type="gramStart"/>
+      <w:r>
+        <w:rPr>
+          <w:sz w:val="28"/>
+          <w:szCs w:val="28"/>
+        </w:rPr>
+        <w:t xml:space="preserve">. </w:t>
+      </w:r>
+      <w:r>
+        <w:rPr>
+          <w:sz w:val="28"/>
+          <w:szCs w:val="28"/>
+        </w:rPr>
+        <w:t xml:space="preserve">- - - </w:t>
+      </w:r>
+      <w:proofErr w:type="gramEnd"/>
+      <w:r>
+        <w:rPr>
+          <w:sz w:val="28"/>
+          <w:szCs w:val="28"/>
+        </w:rPr>
+        <w:t>Резервное копирование базы данных и восстановление данных в случае сбоев</w:t>
+      </w:r>
+    </w:p>
+    <w:p>
+      <w:pPr>
+        <w:pStyle w:val="a3"/>
+        <w:tabs>
+          <w:tab w:val="left" w:pos="2260"/>
+        </w:tabs>
+        <w:spacing w:after="0" w:line="240" w:lineRule="auto"/>
+        <w:rPr>
+          <w:b/>
+          <w:sz w:val="28"/>
+          <w:szCs w:val="28"/>
+        </w:rPr>
+      </w:pPr>
+      <w:r>
+        <w:rPr>
+          <w:b/>
+          <w:sz w:val="28"/>
+          <w:szCs w:val="28"/>
+        </w:rPr>
+        <w:t>Организационные требования:</w:t>
+      </w:r>
+    </w:p>
+    <w:p>
+      <w:pPr>
+        <w:pStyle w:val="a3"/>
+        <w:tabs>
+          <w:tab w:val="left" w:pos="2260"/>
+        </w:tabs>
+        <w:spacing w:after="0" w:line="240" w:lineRule="auto"/>
+        <w:rPr>
+          <w:sz w:val="28"/>
+          <w:szCs w:val="28"/>
+        </w:rPr>
+      </w:pPr>
+      <w:r>
+        <w:rPr>
+          <w:sz w:val="28"/>
+          <w:szCs w:val="28"/>
+        </w:rPr>
+        <w:t>1.</w:t>
+      </w:r>
+      <w:r>
+        <w:rPr>
+          <w:sz w:val="28"/>
+          <w:szCs w:val="28"/>
+        </w:rPr>
+        <w:t xml:space="preserve"> Организация тестирования системы сотрудниками разных подразделений.</w:t>
+      </w:r>
+    </w:p>
+    <w:p>
+      <w:pPr>
+        <w:pStyle w:val="a3"/>
+        <w:tabs>
+          <w:tab w:val="left" w:pos="2260"/>
+        </w:tabs>
+        <w:spacing w:after="0" w:line="240" w:lineRule="auto"/>
+        <w:rPr>
+          <w:sz w:val="28"/>
+          <w:szCs w:val="28"/>
+        </w:rPr>
+      </w:pPr>
+      <w:r>
+        <w:rPr>
+          <w:sz w:val="28"/>
+          <w:szCs w:val="28"/>
+        </w:rPr>
+        <w:t>2.</w:t>
+      </w:r>
+      <w:r>
+        <w:rPr>
+          <w:sz w:val="28"/>
+          <w:szCs w:val="28"/>
+        </w:rPr>
+        <w:t xml:space="preserve"> Проведение тренингов и инструктажей персонала по работе с новой системой.</w:t>
+      </w:r>
+    </w:p>
+    <w:p>
+      <w:pPr>
+        <w:pStyle w:val="a3"/>
+        <w:tabs>
+          <w:tab w:val="left" w:pos="2260"/>
+        </w:tabs>
+        <w:spacing w:after="0" w:line="240" w:lineRule="auto"/>
+        <w:rPr>
+          <w:sz w:val="28"/>
+          <w:szCs w:val="28"/>
+        </w:rPr>
+      </w:pPr>
+      <w:r>
+        <w:rPr>
+          <w:sz w:val="28"/>
+          <w:szCs w:val="28"/>
+        </w:rPr>
+        <w:t>3.</w:t>
+      </w:r>
+      <w:r>
+        <w:rPr>
+          <w:sz w:val="28"/>
+          <w:szCs w:val="28"/>
+        </w:rPr>
+        <w:t xml:space="preserve">Создание регламента взаимодействия пользователей с системой и стандартизацию процессов обработки заказов. </w:t>
+      </w:r>
+    </w:p>
+    <w:p>
+      <w:pPr>
+        <w:pStyle w:val="a3"/>
+        <w:tabs>
+          <w:tab w:val="left" w:pos="2260"/>
+        </w:tabs>
+        <w:spacing w:after="0" w:line="240" w:lineRule="auto"/>
+        <w:rPr>
+          <w:b/>
+          <w:sz w:val="28"/>
+          <w:szCs w:val="28"/>
+        </w:rPr>
+      </w:pPr>
+      <w:r>
+        <w:rPr>
+          <w:b/>
+          <w:sz w:val="28"/>
+          <w:szCs w:val="28"/>
+        </w:rPr>
+        <w:lastRenderedPageBreak/>
+        <w:t>План внедрения системы:</w:t>
+      </w:r>
+    </w:p>
+    <w:p>
+      <w:pPr>
+        <w:pStyle w:val="a3"/>
+        <w:tabs>
+          <w:tab w:val="left" w:pos="2260"/>
+        </w:tabs>
+        <w:spacing w:after="0" w:line="240" w:lineRule="auto"/>
+        <w:rPr>
+          <w:sz w:val="28"/>
+          <w:szCs w:val="28"/>
+        </w:rPr>
+      </w:pPr>
+      <w:r>
+        <w:rPr>
+          <w:sz w:val="28"/>
+          <w:szCs w:val="28"/>
+        </w:rPr>
+        <w:t>1.</w:t>
+      </w:r>
+      <w:r>
+        <w:rPr>
+          <w:sz w:val="28"/>
+          <w:szCs w:val="28"/>
+        </w:rPr>
+        <w:t xml:space="preserve"> Подготовительный этап: </w:t>
+      </w:r>
+    </w:p>
+    <w:p>
+      <w:pPr>
+        <w:pStyle w:val="a3"/>
+        <w:numPr>
+          <w:ilvl w:val="0"/>
+          <w:numId w:val="2"/>
+        </w:numPr>
+        <w:tabs>
+          <w:tab w:val="left" w:pos="2260"/>
+        </w:tabs>
+        <w:spacing w:after="0" w:line="240" w:lineRule="auto"/>
+        <w:rPr>
+          <w:sz w:val="28"/>
+          <w:szCs w:val="28"/>
+        </w:rPr>
+      </w:pPr>
+      <w:r>
+        <w:rPr>
+          <w:sz w:val="28"/>
+          <w:szCs w:val="28"/>
+        </w:rPr>
+        <w:t xml:space="preserve">Анализ текущих бизнес-процессов и выявление точек оптимизации. </w:t>
+      </w:r>
+    </w:p>
+    <w:p>
+      <w:pPr>
+        <w:pStyle w:val="a3"/>
+        <w:numPr>
+          <w:ilvl w:val="0"/>
+          <w:numId w:val="2"/>
+        </w:numPr>
+        <w:tabs>
+          <w:tab w:val="left" w:pos="2260"/>
+        </w:tabs>
+        <w:spacing w:after="0" w:line="240" w:lineRule="auto"/>
+        <w:rPr>
+          <w:sz w:val="28"/>
+          <w:szCs w:val="28"/>
+        </w:rPr>
+      </w:pPr>
+      <w:r>
+        <w:rPr>
+          <w:sz w:val="28"/>
+          <w:szCs w:val="28"/>
+        </w:rPr>
+        <w:t>Проектирование архитектуры будущей системы.</w:t>
+      </w:r>
+    </w:p>
+    <w:p>
+      <w:pPr>
+        <w:pStyle w:val="a3"/>
+        <w:tabs>
+          <w:tab w:val="left" w:pos="2260"/>
+        </w:tabs>
+        <w:spacing w:after="0" w:line="240" w:lineRule="auto"/>
+        <w:rPr>
+          <w:sz w:val="28"/>
+          <w:szCs w:val="28"/>
+        </w:rPr>
+      </w:pPr>
+      <w:r>
+        <w:rPr>
+          <w:sz w:val="28"/>
+          <w:szCs w:val="28"/>
+        </w:rPr>
+        <w:t>2.</w:t>
+      </w:r>
+      <w:r>
+        <w:rPr>
+          <w:sz w:val="28"/>
+          <w:szCs w:val="28"/>
+        </w:rPr>
+        <w:t xml:space="preserve"> Этап разработки: </w:t>
+      </w:r>
+    </w:p>
+    <w:p>
+      <w:pPr>
+        <w:pStyle w:val="a3"/>
+        <w:numPr>
+          <w:ilvl w:val="0"/>
+          <w:numId w:val="3"/>
+        </w:numPr>
+        <w:tabs>
+          <w:tab w:val="left" w:pos="2260"/>
+        </w:tabs>
+        <w:spacing w:after="0" w:line="240" w:lineRule="auto"/>
+        <w:rPr>
+          <w:sz w:val="28"/>
+          <w:szCs w:val="28"/>
+        </w:rPr>
+      </w:pPr>
+      <w:r>
+        <w:rPr>
+          <w:sz w:val="28"/>
+          <w:szCs w:val="28"/>
+        </w:rPr>
+        <w:t xml:space="preserve">Программирование функционала согласно техническому заданию. </w:t>
+      </w:r>
+    </w:p>
+    <w:p>
+      <w:pPr>
+        <w:pStyle w:val="a3"/>
+        <w:numPr>
+          <w:ilvl w:val="0"/>
+          <w:numId w:val="3"/>
+        </w:numPr>
+        <w:tabs>
+          <w:tab w:val="left" w:pos="2260"/>
+        </w:tabs>
+        <w:spacing w:after="0" w:line="240" w:lineRule="auto"/>
+        <w:rPr>
+          <w:sz w:val="28"/>
+          <w:szCs w:val="28"/>
+        </w:rPr>
+      </w:pPr>
+      <w:r>
+        <w:rPr>
+          <w:sz w:val="28"/>
+          <w:szCs w:val="28"/>
+        </w:rPr>
+        <w:t>Тестирование модулей и устранение выявленных недостатков.</w:t>
+      </w:r>
+    </w:p>
+    <w:p>
+      <w:pPr>
+        <w:pStyle w:val="a3"/>
+        <w:tabs>
+          <w:tab w:val="left" w:pos="2260"/>
+        </w:tabs>
+        <w:spacing w:after="0" w:line="240" w:lineRule="auto"/>
+        <w:rPr>
+          <w:sz w:val="28"/>
+          <w:szCs w:val="28"/>
+        </w:rPr>
+      </w:pPr>
+      <w:r>
+        <w:rPr>
+          <w:sz w:val="28"/>
+          <w:szCs w:val="28"/>
+        </w:rPr>
+        <w:t>3.</w:t>
+      </w:r>
+      <w:r>
+        <w:rPr>
+          <w:sz w:val="28"/>
+          <w:szCs w:val="28"/>
+        </w:rPr>
+        <w:t xml:space="preserve"> Этап внедрения: </w:t>
+      </w:r>
+    </w:p>
+    <w:p>
+      <w:pPr>
+        <w:pStyle w:val="a3"/>
+        <w:numPr>
+          <w:ilvl w:val="0"/>
+          <w:numId w:val="4"/>
+        </w:numPr>
+        <w:tabs>
+          <w:tab w:val="left" w:pos="2260"/>
+        </w:tabs>
+        <w:spacing w:after="0" w:line="240" w:lineRule="auto"/>
+        <w:rPr>
+          <w:sz w:val="28"/>
+          <w:szCs w:val="28"/>
+        </w:rPr>
+      </w:pPr>
+      <w:r>
+        <w:rPr>
+          <w:sz w:val="28"/>
+          <w:szCs w:val="28"/>
+        </w:rPr>
+        <w:t>Настройка интеграции с действующими системами.</w:t>
+      </w:r>
+    </w:p>
+    <w:p>
+      <w:pPr>
+        <w:pStyle w:val="a3"/>
+        <w:numPr>
+          <w:ilvl w:val="0"/>
+          <w:numId w:val="4"/>
+        </w:numPr>
+        <w:tabs>
+          <w:tab w:val="left" w:pos="2260"/>
+        </w:tabs>
+        <w:spacing w:after="0" w:line="240" w:lineRule="auto"/>
+        <w:rPr>
+          <w:sz w:val="28"/>
+          <w:szCs w:val="28"/>
+        </w:rPr>
+      </w:pPr>
+      <w:r>
+        <w:rPr>
+          <w:sz w:val="28"/>
+          <w:szCs w:val="28"/>
+        </w:rPr>
+        <w:t xml:space="preserve">Запуск пилотного режима эксплуатации. </w:t>
+      </w:r>
+    </w:p>
+    <w:p>
+      <w:pPr>
+        <w:pStyle w:val="a3"/>
+        <w:tabs>
+          <w:tab w:val="left" w:pos="2260"/>
+        </w:tabs>
+        <w:spacing w:after="0" w:line="240" w:lineRule="auto"/>
+        <w:rPr>
+          <w:sz w:val="28"/>
+          <w:szCs w:val="28"/>
+        </w:rPr>
+      </w:pPr>
+      <w:r>
+        <w:rPr>
+          <w:sz w:val="28"/>
+          <w:szCs w:val="28"/>
+        </w:rPr>
+        <w:t xml:space="preserve">4. </w:t>
+      </w:r>
+      <w:r>
+        <w:rPr>
+          <w:sz w:val="28"/>
+          <w:szCs w:val="28"/>
+        </w:rPr>
+        <w:t xml:space="preserve">Финальный этап: </w:t>
+      </w:r>
+    </w:p>
+    <w:p>
+      <w:pPr>
+        <w:pStyle w:val="a3"/>
+        <w:numPr>
+          <w:ilvl w:val="0"/>
+          <w:numId w:val="5"/>
+        </w:numPr>
+        <w:tabs>
+          <w:tab w:val="left" w:pos="2260"/>
+        </w:tabs>
+        <w:spacing w:after="0" w:line="240" w:lineRule="auto"/>
+        <w:rPr>
+          <w:sz w:val="28"/>
+          <w:szCs w:val="28"/>
+        </w:rPr>
+      </w:pPr>
+      <w:r>
+        <w:rPr>
+          <w:sz w:val="28"/>
+          <w:szCs w:val="28"/>
+        </w:rPr>
+        <w:t xml:space="preserve">Окончательное тестирование и исправление ошибок. </w:t>
+      </w:r>
+    </w:p>
+    <w:p>
+      <w:pPr>
+        <w:pStyle w:val="a3"/>
+        <w:numPr>
+          <w:ilvl w:val="0"/>
+          <w:numId w:val="5"/>
+        </w:numPr>
+        <w:tabs>
+          <w:tab w:val="left" w:pos="2260"/>
+        </w:tabs>
+        <w:spacing w:after="0" w:line="240" w:lineRule="auto"/>
+        <w:rPr>
+          <w:sz w:val="28"/>
+          <w:szCs w:val="28"/>
+        </w:rPr>
+      </w:pPr>
+      <w:r>
+        <w:rPr>
+          <w:sz w:val="28"/>
+          <w:szCs w:val="28"/>
+        </w:rPr>
+        <w:t>Перевод системы в штатный режим эксплуатации.</w:t>
+      </w:r>
+    </w:p>
+    <w:p>
+      <w:pPr>
+        <w:pStyle w:val="a3"/>
+        <w:tabs>
+          <w:tab w:val="left" w:pos="2260"/>
+        </w:tabs>
+        <w:spacing w:after="0" w:line="240" w:lineRule="auto"/>
+        <w:rPr>
+          <w:sz w:val="28"/>
+          <w:szCs w:val="28"/>
+        </w:rPr>
+      </w:pPr>
+    </w:p>
+    <w:p>
+      <w:pPr>
+        <w:pStyle w:val="a3"/>
+        <w:tabs>
+          <w:tab w:val="left" w:pos="2260"/>
+        </w:tabs>
+        <w:spacing w:after="0" w:line="240" w:lineRule="auto"/>
+        <w:rPr>
+          <w:sz w:val="28"/>
+          <w:szCs w:val="28"/>
+        </w:rPr>
+      </w:pPr>
+      <w:r>
+        <w:rPr>
+          <w:sz w:val="28"/>
+          <w:szCs w:val="28"/>
+        </w:rPr>
+        <w:t>Критерии приемки работ</w:t>
+      </w:r>
+      <w:r>
+        <w:rPr>
+          <w:sz w:val="28"/>
+          <w:szCs w:val="28"/>
+        </w:rPr>
+        <w:t>:</w:t>
+      </w:r>
+    </w:p>
+    <w:p>
+      <w:pPr>
+        <w:pStyle w:val="a3"/>
+        <w:tabs>
+          <w:tab w:val="left" w:pos="2260"/>
+        </w:tabs>
+        <w:spacing w:after="0" w:line="240" w:lineRule="auto"/>
+        <w:rPr>
+          <w:sz w:val="28"/>
+          <w:szCs w:val="28"/>
+        </w:rPr>
+      </w:pPr>
+      <w:r>
+        <w:rPr>
+          <w:sz w:val="28"/>
+          <w:szCs w:val="28"/>
+        </w:rPr>
+        <w:t xml:space="preserve"> Система считается принятой заказчиком, если выполнены следующие условия: </w:t>
+      </w:r>
+    </w:p>
+    <w:p>
+      <w:pPr>
+        <w:pStyle w:val="a3"/>
+        <w:tabs>
+          <w:tab w:val="left" w:pos="2260"/>
+        </w:tabs>
+        <w:spacing w:after="0" w:line="240" w:lineRule="auto"/>
+        <w:rPr>
+          <w:sz w:val="28"/>
+          <w:szCs w:val="28"/>
+        </w:rPr>
+      </w:pPr>
+      <w:r>
+        <w:rPr>
+          <w:sz w:val="28"/>
+          <w:szCs w:val="28"/>
+        </w:rPr>
+        <w:t xml:space="preserve">1. </w:t>
+      </w:r>
+      <w:r>
+        <w:rPr>
+          <w:sz w:val="28"/>
+          <w:szCs w:val="28"/>
+        </w:rPr>
+        <w:t>Система успешно прошла интеграционное тестирование.</w:t>
+      </w:r>
+    </w:p>
+    <w:p>
+      <w:pPr>
+        <w:pStyle w:val="a3"/>
+        <w:tabs>
+          <w:tab w:val="left" w:pos="2260"/>
+        </w:tabs>
+        <w:spacing w:after="0" w:line="240" w:lineRule="auto"/>
+        <w:rPr>
+          <w:sz w:val="28"/>
+          <w:szCs w:val="28"/>
+        </w:rPr>
+      </w:pPr>
+      <w:r>
+        <w:rPr>
+          <w:sz w:val="28"/>
+          <w:szCs w:val="28"/>
+        </w:rPr>
+        <w:t>2.</w:t>
+      </w:r>
+      <w:r>
+        <w:rPr>
+          <w:sz w:val="28"/>
+          <w:szCs w:val="28"/>
+        </w:rPr>
+        <w:t xml:space="preserve"> Пользователи прошли обучение и готовы полноценно эксплуатировать систему. </w:t>
+      </w:r>
+    </w:p>
+    <w:p>
+      <w:pPr>
+        <w:pStyle w:val="a3"/>
+        <w:tabs>
+          <w:tab w:val="left" w:pos="2260"/>
+        </w:tabs>
+        <w:spacing w:after="0" w:line="240" w:lineRule="auto"/>
+        <w:rPr>
+          <w:sz w:val="28"/>
+          <w:szCs w:val="28"/>
+        </w:rPr>
+      </w:pPr>
+      <w:r>
+        <w:rPr>
+          <w:sz w:val="28"/>
+          <w:szCs w:val="28"/>
+        </w:rPr>
+        <w:t xml:space="preserve">3. </w:t>
+      </w:r>
+      <w:r>
+        <w:rPr>
+          <w:sz w:val="28"/>
+          <w:szCs w:val="28"/>
+        </w:rPr>
+        <w:t xml:space="preserve">Все функциональные требования выполнены в полном объеме. </w:t>
+      </w:r>
+    </w:p>
+    <w:p>
+      <w:pPr>
+        <w:pStyle w:val="a3"/>
+        <w:tabs>
+          <w:tab w:val="left" w:pos="2260"/>
+        </w:tabs>
+        <w:spacing w:after="0" w:line="240" w:lineRule="auto"/>
+        <w:rPr>
+          <w:sz w:val="28"/>
+          <w:szCs w:val="28"/>
+        </w:rPr>
+      </w:pPr>
+      <w:r>
+        <w:rPr>
+          <w:sz w:val="28"/>
+          <w:szCs w:val="28"/>
+        </w:rPr>
+        <w:t xml:space="preserve">4. </w:t>
+      </w:r>
+      <w:r>
+        <w:rPr>
+          <w:sz w:val="28"/>
+          <w:szCs w:val="28"/>
+        </w:rPr>
+        <w:t xml:space="preserve">Документация соответствует установленным стандартам предприятия. </w:t>
+      </w:r>
+    </w:p>
+    <w:p>
+      <w:pPr>
+        <w:rPr>
+          <w:rFonts w:ascii="Times New Roman" w:eastAsia="Times New Roman" w:hAnsi="Times New Roman" w:cs="Times New Roman"/>
+          <w:sz w:val="28"/>
+          <w:szCs w:val="28"/>
+          <w:lang w:eastAsia="ru-RU"/>
+        </w:rPr>
+      </w:pPr>
+      <w:r>
+        <w:rPr>
+          <w:sz w:val="28"/>
+          <w:szCs w:val="28"/>
+        </w:rPr>
+        <w:br w:type="page"/>
+      </w:r>
+    </w:p>
+    <w:p>
+      <w:pPr>
+        <w:pStyle w:val="a3"/>
+        <w:tabs>
+          <w:tab w:val="left" w:pos="2260"/>
+        </w:tabs>
+        <w:spacing w:after="0" w:line="240" w:lineRule="auto"/>
+        <w:jc w:val="center"/>
+        <w:rPr>
+          <w:sz w:val="28"/>
+          <w:szCs w:val="28"/>
+        </w:rPr>
+      </w:pPr>
+      <w:r>
+        <w:rPr>
+          <w:sz w:val="28"/>
+          <w:szCs w:val="28"/>
+        </w:rPr>
+        <w:lastRenderedPageBreak/>
+        <w:t>ЗАКЛЮЧЕНИЕ</w:t>
+      </w:r>
+    </w:p>
+    <w:p>
+      <w:pPr>
+        <w:pStyle w:val="a3"/>
+        <w:tabs>
+          <w:tab w:val="left" w:pos="2260"/>
+        </w:tabs>
+        <w:spacing w:after="0" w:line="240" w:lineRule="auto"/>
+        <w:rPr>
+          <w:sz w:val="28"/>
+          <w:szCs w:val="28"/>
+        </w:rPr>
+      </w:pPr>
+      <w:r>
+        <w:rPr>
+          <w:sz w:val="28"/>
+          <w:szCs w:val="28"/>
+        </w:rPr>
+        <w:t>Настоящий документ служит основой для начала проектирования и реализации автоматизированной системы обработки онлайн-заказов. Техническое задание должно согласовываться всеми заинтересованными сторонами для дальнейшего успешного внедрения системы.</w:t>
+      </w:r>
+    </w:p>
+    <w:p>
+      <w:pPr>
+        <w:pStyle w:val="a3"/>
+        <w:tabs>
+          <w:tab w:val="left" w:pos="2260"/>
+        </w:tabs>
+        <w:spacing w:after="0" w:line="240" w:lineRule="auto"/>
+        <w:rPr>
+          <w:sz w:val="28"/>
+          <w:szCs w:val="28"/>
+        </w:rPr>
+      </w:pPr>
     </w:p>
     <w:sectPr>
       <w:pgSz w:w="11906" w:h="16838"/>
@@ -1392,6 +2883,458 @@
 <file path=word/numbering.xml><?xml version="1.0" encoding="utf-8"?>
 <w:numbering xmlns:wpc="http://schemas.microsoft.com/office/word/2010/wordprocessingCanvas" xmlns:mc="http://schemas.openxmlformats.org/markup-compatibility/2006" xmlns:o="urn:schemas-microsoft-com:office:office" xmlns:r="http://schemas.openxmlformats.org/officeDocument/2006/relationships" xmlns:m="http://schemas.openxmlformats.org/officeDocument/2006/math" xmlns:v="urn:schemas-microsoft-com:vml" xmlns:wp14="http://schemas.microsoft.com/office/word/2010/wordprocessingDrawing" xmlns:wp="http://schemas.openxmlformats.org/drawingml/2006/wordprocessingDrawing" xmlns:w10="urn:schemas-microsoft-com:office:word" xmlns:w="http://schemas.openxmlformats.org/wordprocessingml/2006/main" xmlns:w14="http://schemas.microsoft.com/office/word/2010/wordml" xmlns:wpg="http://schemas.microsoft.com/office/word/2010/wordprocessingGroup" xmlns:wpi="http://schemas.microsoft.com/office/word/2010/wordprocessingInk" xmlns:wne="http://schemas.microsoft.com/office/word/2006/wordml" xmlns:wps="http://schemas.microsoft.com/office/word/2010/wordprocessingShape" mc:Ignorable="w14 wp14">
   <w:abstractNum w:abstractNumId="0">
+    <w:nsid w:val="17F718D2"/>
+    <w:multiLevelType w:val="hybridMultilevel"/>
+    <w:tmpl w:val="D6B43D2E"/>
+    <w:lvl w:ilvl="0" w:tplc="04190001">
+      <w:start w:val="1"/>
+      <w:numFmt w:val="bullet"/>
+      <w:lvlText w:val=""/>
+      <w:lvlJc w:val="left"/>
+      <w:pPr>
+        <w:ind w:left="720" w:hanging="360"/>
+      </w:pPr>
+      <w:rPr>
+        <w:rFonts w:ascii="Symbol" w:hAnsi="Symbol" w:hint="default"/>
+      </w:rPr>
+    </w:lvl>
+    <w:lvl w:ilvl="1" w:tplc="04190003" w:tentative="1">
+      <w:start w:val="1"/>
+      <w:numFmt w:val="bullet"/>
+      <w:lvlText w:val="o"/>
+      <w:lvlJc w:val="left"/>
+      <w:pPr>
+        <w:ind w:left="1440" w:hanging="360"/>
+      </w:pPr>
+      <w:rPr>
+        <w:rFonts w:ascii="Courier New" w:hAnsi="Courier New" w:cs="Courier New" w:hint="default"/>
+      </w:rPr>
+    </w:lvl>
+    <w:lvl w:ilvl="2" w:tplc="04190005" w:tentative="1">
+      <w:start w:val="1"/>
+      <w:numFmt w:val="bullet"/>
+      <w:lvlText w:val=""/>
+      <w:lvlJc w:val="left"/>
+      <w:pPr>
+        <w:ind w:left="2160" w:hanging="360"/>
+      </w:pPr>
+      <w:rPr>
+        <w:rFonts w:ascii="Wingdings" w:hAnsi="Wingdings" w:hint="default"/>
+      </w:rPr>
+    </w:lvl>
+    <w:lvl w:ilvl="3" w:tplc="04190001" w:tentative="1">
+      <w:start w:val="1"/>
+      <w:numFmt w:val="bullet"/>
+      <w:lvlText w:val=""/>
+      <w:lvlJc w:val="left"/>
+      <w:pPr>
+        <w:ind w:left="2880" w:hanging="360"/>
+      </w:pPr>
+      <w:rPr>
+        <w:rFonts w:ascii="Symbol" w:hAnsi="Symbol" w:hint="default"/>
+      </w:rPr>
+    </w:lvl>
+    <w:lvl w:ilvl="4" w:tplc="04190003" w:tentative="1">
+      <w:start w:val="1"/>
+      <w:numFmt w:val="bullet"/>
+      <w:lvlText w:val="o"/>
+      <w:lvlJc w:val="left"/>
+      <w:pPr>
+        <w:ind w:left="3600" w:hanging="360"/>
+      </w:pPr>
+      <w:rPr>
+        <w:rFonts w:ascii="Courier New" w:hAnsi="Courier New" w:cs="Courier New" w:hint="default"/>
+      </w:rPr>
+    </w:lvl>
+    <w:lvl w:ilvl="5" w:tplc="04190005" w:tentative="1">
+      <w:start w:val="1"/>
+      <w:numFmt w:val="bullet"/>
+      <w:lvlText w:val=""/>
+      <w:lvlJc w:val="left"/>
+      <w:pPr>
+        <w:ind w:left="4320" w:hanging="360"/>
+      </w:pPr>
+      <w:rPr>
+        <w:rFonts w:ascii="Wingdings" w:hAnsi="Wingdings" w:hint="default"/>
+      </w:rPr>
+    </w:lvl>
+    <w:lvl w:ilvl="6" w:tplc="04190001" w:tentative="1">
+      <w:start w:val="1"/>
+      <w:numFmt w:val="bullet"/>
+      <w:lvlText w:val=""/>
+      <w:lvlJc w:val="left"/>
+      <w:pPr>
+        <w:ind w:left="5040" w:hanging="360"/>
+      </w:pPr>
+      <w:rPr>
+        <w:rFonts w:ascii="Symbol" w:hAnsi="Symbol" w:hint="default"/>
+      </w:rPr>
+    </w:lvl>
+    <w:lvl w:ilvl="7" w:tplc="04190003" w:tentative="1">
+      <w:start w:val="1"/>
+      <w:numFmt w:val="bullet"/>
+      <w:lvlText w:val="o"/>
+      <w:lvlJc w:val="left"/>
+      <w:pPr>
+        <w:ind w:left="5760" w:hanging="360"/>
+      </w:pPr>
+      <w:rPr>
+        <w:rFonts w:ascii="Courier New" w:hAnsi="Courier New" w:cs="Courier New" w:hint="default"/>
+      </w:rPr>
+    </w:lvl>
+    <w:lvl w:ilvl="8" w:tplc="04190005" w:tentative="1">
+      <w:start w:val="1"/>
+      <w:numFmt w:val="bullet"/>
+      <w:lvlText w:val=""/>
+      <w:lvlJc w:val="left"/>
+      <w:pPr>
+        <w:ind w:left="6480" w:hanging="360"/>
+      </w:pPr>
+      <w:rPr>
+        <w:rFonts w:ascii="Wingdings" w:hAnsi="Wingdings" w:hint="default"/>
+      </w:rPr>
+    </w:lvl>
+  </w:abstractNum>
+  <w:abstractNum w:abstractNumId="1">
+    <w:nsid w:val="4C824F02"/>
+    <w:multiLevelType w:val="hybridMultilevel"/>
+    <w:tmpl w:val="B0309D3C"/>
+    <w:lvl w:ilvl="0" w:tplc="04190001">
+      <w:start w:val="1"/>
+      <w:numFmt w:val="bullet"/>
+      <w:lvlText w:val=""/>
+      <w:lvlJc w:val="left"/>
+      <w:pPr>
+        <w:ind w:left="720" w:hanging="360"/>
+      </w:pPr>
+      <w:rPr>
+        <w:rFonts w:ascii="Symbol" w:hAnsi="Symbol" w:hint="default"/>
+      </w:rPr>
+    </w:lvl>
+    <w:lvl w:ilvl="1" w:tplc="04190003" w:tentative="1">
+      <w:start w:val="1"/>
+      <w:numFmt w:val="bullet"/>
+      <w:lvlText w:val="o"/>
+      <w:lvlJc w:val="left"/>
+      <w:pPr>
+        <w:ind w:left="1440" w:hanging="360"/>
+      </w:pPr>
+      <w:rPr>
+        <w:rFonts w:ascii="Courier New" w:hAnsi="Courier New" w:cs="Courier New" w:hint="default"/>
+      </w:rPr>
+    </w:lvl>
+    <w:lvl w:ilvl="2" w:tplc="04190005" w:tentative="1">
+      <w:start w:val="1"/>
+      <w:numFmt w:val="bullet"/>
+      <w:lvlText w:val=""/>
+      <w:lvlJc w:val="left"/>
+      <w:pPr>
+        <w:ind w:left="2160" w:hanging="360"/>
+      </w:pPr>
+      <w:rPr>
+        <w:rFonts w:ascii="Wingdings" w:hAnsi="Wingdings" w:hint="default"/>
+      </w:rPr>
+    </w:lvl>
+    <w:lvl w:ilvl="3" w:tplc="04190001" w:tentative="1">
+      <w:start w:val="1"/>
+      <w:numFmt w:val="bullet"/>
+      <w:lvlText w:val=""/>
+      <w:lvlJc w:val="left"/>
+      <w:pPr>
+        <w:ind w:left="2880" w:hanging="360"/>
+      </w:pPr>
+      <w:rPr>
+        <w:rFonts w:ascii="Symbol" w:hAnsi="Symbol" w:hint="default"/>
+      </w:rPr>
+    </w:lvl>
+    <w:lvl w:ilvl="4" w:tplc="04190003" w:tentative="1">
+      <w:start w:val="1"/>
+      <w:numFmt w:val="bullet"/>
+      <w:lvlText w:val="o"/>
+      <w:lvlJc w:val="left"/>
+      <w:pPr>
+        <w:ind w:left="3600" w:hanging="360"/>
+      </w:pPr>
+      <w:rPr>
+        <w:rFonts w:ascii="Courier New" w:hAnsi="Courier New" w:cs="Courier New" w:hint="default"/>
+      </w:rPr>
+    </w:lvl>
+    <w:lvl w:ilvl="5" w:tplc="04190005" w:tentative="1">
+      <w:start w:val="1"/>
+      <w:numFmt w:val="bullet"/>
+      <w:lvlText w:val=""/>
+      <w:lvlJc w:val="left"/>
+      <w:pPr>
+        <w:ind w:left="4320" w:hanging="360"/>
+      </w:pPr>
+      <w:rPr>
+        <w:rFonts w:ascii="Wingdings" w:hAnsi="Wingdings" w:hint="default"/>
+      </w:rPr>
+    </w:lvl>
+    <w:lvl w:ilvl="6" w:tplc="04190001" w:tentative="1">
+      <w:start w:val="1"/>
+      <w:numFmt w:val="bullet"/>
+      <w:lvlText w:val=""/>
+      <w:lvlJc w:val="left"/>
+      <w:pPr>
+        <w:ind w:left="5040" w:hanging="360"/>
+      </w:pPr>
+      <w:rPr>
+        <w:rFonts w:ascii="Symbol" w:hAnsi="Symbol" w:hint="default"/>
+      </w:rPr>
+    </w:lvl>
+    <w:lvl w:ilvl="7" w:tplc="04190003" w:tentative="1">
+      <w:start w:val="1"/>
+      <w:numFmt w:val="bullet"/>
+      <w:lvlText w:val="o"/>
+      <w:lvlJc w:val="left"/>
+      <w:pPr>
+        <w:ind w:left="5760" w:hanging="360"/>
+      </w:pPr>
+      <w:rPr>
+        <w:rFonts w:ascii="Courier New" w:hAnsi="Courier New" w:cs="Courier New" w:hint="default"/>
+      </w:rPr>
+    </w:lvl>
+    <w:lvl w:ilvl="8" w:tplc="04190005" w:tentative="1">
+      <w:start w:val="1"/>
+      <w:numFmt w:val="bullet"/>
+      <w:lvlText w:val=""/>
+      <w:lvlJc w:val="left"/>
+      <w:pPr>
+        <w:ind w:left="6480" w:hanging="360"/>
+      </w:pPr>
+      <w:rPr>
+        <w:rFonts w:ascii="Wingdings" w:hAnsi="Wingdings" w:hint="default"/>
+      </w:rPr>
+    </w:lvl>
+  </w:abstractNum>
+  <w:abstractNum w:abstractNumId="2">
+    <w:nsid w:val="55D22AA8"/>
+    <w:multiLevelType w:val="hybridMultilevel"/>
+    <w:tmpl w:val="3A821C58"/>
+    <w:lvl w:ilvl="0" w:tplc="04190001">
+      <w:start w:val="1"/>
+      <w:numFmt w:val="bullet"/>
+      <w:lvlText w:val=""/>
+      <w:lvlJc w:val="left"/>
+      <w:pPr>
+        <w:ind w:left="720" w:hanging="360"/>
+      </w:pPr>
+      <w:rPr>
+        <w:rFonts w:ascii="Symbol" w:hAnsi="Symbol" w:hint="default"/>
+      </w:rPr>
+    </w:lvl>
+    <w:lvl w:ilvl="1" w:tplc="04190003" w:tentative="1">
+      <w:start w:val="1"/>
+      <w:numFmt w:val="bullet"/>
+      <w:lvlText w:val="o"/>
+      <w:lvlJc w:val="left"/>
+      <w:pPr>
+        <w:ind w:left="1440" w:hanging="360"/>
+      </w:pPr>
+      <w:rPr>
+        <w:rFonts w:ascii="Courier New" w:hAnsi="Courier New" w:cs="Courier New" w:hint="default"/>
+      </w:rPr>
+    </w:lvl>
+    <w:lvl w:ilvl="2" w:tplc="04190005" w:tentative="1">
+      <w:start w:val="1"/>
+      <w:numFmt w:val="bullet"/>
+      <w:lvlText w:val=""/>
+      <w:lvlJc w:val="left"/>
+      <w:pPr>
+        <w:ind w:left="2160" w:hanging="360"/>
+      </w:pPr>
+      <w:rPr>
+        <w:rFonts w:ascii="Wingdings" w:hAnsi="Wingdings" w:hint="default"/>
+      </w:rPr>
+    </w:lvl>
+    <w:lvl w:ilvl="3" w:tplc="04190001" w:tentative="1">
+      <w:start w:val="1"/>
+      <w:numFmt w:val="bullet"/>
+      <w:lvlText w:val=""/>
+      <w:lvlJc w:val="left"/>
+      <w:pPr>
+        <w:ind w:left="2880" w:hanging="360"/>
+      </w:pPr>
+      <w:rPr>
+        <w:rFonts w:ascii="Symbol" w:hAnsi="Symbol" w:hint="default"/>
+      </w:rPr>
+    </w:lvl>
+    <w:lvl w:ilvl="4" w:tplc="04190003" w:tentative="1">
+      <w:start w:val="1"/>
+      <w:numFmt w:val="bullet"/>
+      <w:lvlText w:val="o"/>
+      <w:lvlJc w:val="left"/>
+      <w:pPr>
+        <w:ind w:left="3600" w:hanging="360"/>
+      </w:pPr>
+      <w:rPr>
+        <w:rFonts w:ascii="Courier New" w:hAnsi="Courier New" w:cs="Courier New" w:hint="default"/>
+      </w:rPr>
+    </w:lvl>
+    <w:lvl w:ilvl="5" w:tplc="04190005" w:tentative="1">
+      <w:start w:val="1"/>
+      <w:numFmt w:val="bullet"/>
+      <w:lvlText w:val=""/>
+      <w:lvlJc w:val="left"/>
+      <w:pPr>
+        <w:ind w:left="4320" w:hanging="360"/>
+      </w:pPr>
+      <w:rPr>
+        <w:rFonts w:ascii="Wingdings" w:hAnsi="Wingdings" w:hint="default"/>
+      </w:rPr>
+    </w:lvl>
+    <w:lvl w:ilvl="6" w:tplc="04190001" w:tentative="1">
+      <w:start w:val="1"/>
+      <w:numFmt w:val="bullet"/>
+      <w:lvlText w:val=""/>
+      <w:lvlJc w:val="left"/>
+      <w:pPr>
+        <w:ind w:left="5040" w:hanging="360"/>
+      </w:pPr>
+      <w:rPr>
+        <w:rFonts w:ascii="Symbol" w:hAnsi="Symbol" w:hint="default"/>
+      </w:rPr>
+    </w:lvl>
+    <w:lvl w:ilvl="7" w:tplc="04190003" w:tentative="1">
+      <w:start w:val="1"/>
+      <w:numFmt w:val="bullet"/>
+      <w:lvlText w:val="o"/>
+      <w:lvlJc w:val="left"/>
+      <w:pPr>
+        <w:ind w:left="5760" w:hanging="360"/>
+      </w:pPr>
+      <w:rPr>
+        <w:rFonts w:ascii="Courier New" w:hAnsi="Courier New" w:cs="Courier New" w:hint="default"/>
+      </w:rPr>
+    </w:lvl>
+    <w:lvl w:ilvl="8" w:tplc="04190005" w:tentative="1">
+      <w:start w:val="1"/>
+      <w:numFmt w:val="bullet"/>
+      <w:lvlText w:val=""/>
+      <w:lvlJc w:val="left"/>
+      <w:pPr>
+        <w:ind w:left="6480" w:hanging="360"/>
+      </w:pPr>
+      <w:rPr>
+        <w:rFonts w:ascii="Wingdings" w:hAnsi="Wingdings" w:hint="default"/>
+      </w:rPr>
+    </w:lvl>
+  </w:abstractNum>
+  <w:abstractNum w:abstractNumId="3">
+    <w:nsid w:val="683F74E8"/>
+    <w:multiLevelType w:val="hybridMultilevel"/>
+    <w:tmpl w:val="5EB4AA66"/>
+    <w:lvl w:ilvl="0" w:tplc="04190001">
+      <w:start w:val="1"/>
+      <w:numFmt w:val="bullet"/>
+      <w:lvlText w:val=""/>
+      <w:lvlJc w:val="left"/>
+      <w:pPr>
+        <w:ind w:left="720" w:hanging="360"/>
+      </w:pPr>
+      <w:rPr>
+        <w:rFonts w:ascii="Symbol" w:hAnsi="Symbol" w:hint="default"/>
+      </w:rPr>
+    </w:lvl>
+    <w:lvl w:ilvl="1" w:tplc="04190003" w:tentative="1">
+      <w:start w:val="1"/>
+      <w:numFmt w:val="bullet"/>
+      <w:lvlText w:val="o"/>
+      <w:lvlJc w:val="left"/>
+      <w:pPr>
+        <w:ind w:left="1440" w:hanging="360"/>
+      </w:pPr>
+      <w:rPr>
+        <w:rFonts w:ascii="Courier New" w:hAnsi="Courier New" w:cs="Courier New" w:hint="default"/>
+      </w:rPr>
+    </w:lvl>
+    <w:lvl w:ilvl="2" w:tplc="04190005" w:tentative="1">
+      <w:start w:val="1"/>
+      <w:numFmt w:val="bullet"/>
+      <w:lvlText w:val=""/>
+      <w:lvlJc w:val="left"/>
+      <w:pPr>
+        <w:ind w:left="2160" w:hanging="360"/>
+      </w:pPr>
+      <w:rPr>
+        <w:rFonts w:ascii="Wingdings" w:hAnsi="Wingdings" w:hint="default"/>
+      </w:rPr>
+    </w:lvl>
+    <w:lvl w:ilvl="3" w:tplc="04190001" w:tentative="1">
+      <w:start w:val="1"/>
+      <w:numFmt w:val="bullet"/>
+      <w:lvlText w:val=""/>
+      <w:lvlJc w:val="left"/>
+      <w:pPr>
+        <w:ind w:left="2880" w:hanging="360"/>
+      </w:pPr>
+      <w:rPr>
+        <w:rFonts w:ascii="Symbol" w:hAnsi="Symbol" w:hint="default"/>
+      </w:rPr>
+    </w:lvl>
+    <w:lvl w:ilvl="4" w:tplc="04190003" w:tentative="1">
+      <w:start w:val="1"/>
+      <w:numFmt w:val="bullet"/>
+      <w:lvlText w:val="o"/>
+      <w:lvlJc w:val="left"/>
+      <w:pPr>
+        <w:ind w:left="3600" w:hanging="360"/>
+      </w:pPr>
+      <w:rPr>
+        <w:rFonts w:ascii="Courier New" w:hAnsi="Courier New" w:cs="Courier New" w:hint="default"/>
+      </w:rPr>
+    </w:lvl>
+    <w:lvl w:ilvl="5" w:tplc="04190005" w:tentative="1">
+      <w:start w:val="1"/>
+      <w:numFmt w:val="bullet"/>
+      <w:lvlText w:val=""/>
+      <w:lvlJc w:val="left"/>
+      <w:pPr>
+        <w:ind w:left="4320" w:hanging="360"/>
+      </w:pPr>
+      <w:rPr>
+        <w:rFonts w:ascii="Wingdings" w:hAnsi="Wingdings" w:hint="default"/>
+      </w:rPr>
+    </w:lvl>
+    <w:lvl w:ilvl="6" w:tplc="04190001" w:tentative="1">
+      <w:start w:val="1"/>
+      <w:numFmt w:val="bullet"/>
+      <w:lvlText w:val=""/>
+      <w:lvlJc w:val="left"/>
+      <w:pPr>
+        <w:ind w:left="5040" w:hanging="360"/>
+      </w:pPr>
+      <w:rPr>
+        <w:rFonts w:ascii="Symbol" w:hAnsi="Symbol" w:hint="default"/>
+      </w:rPr>
+    </w:lvl>
+    <w:lvl w:ilvl="7" w:tplc="04190003" w:tentative="1">
+      <w:start w:val="1"/>
+      <w:numFmt w:val="bullet"/>
+      <w:lvlText w:val="o"/>
+      <w:lvlJc w:val="left"/>
+      <w:pPr>
+        <w:ind w:left="5760" w:hanging="360"/>
+      </w:pPr>
+      <w:rPr>
+        <w:rFonts w:ascii="Courier New" w:hAnsi="Courier New" w:cs="Courier New" w:hint="default"/>
+      </w:rPr>
+    </w:lvl>
+    <w:lvl w:ilvl="8" w:tplc="04190005" w:tentative="1">
+      <w:start w:val="1"/>
+      <w:numFmt w:val="bullet"/>
+      <w:lvlText w:val=""/>
+      <w:lvlJc w:val="left"/>
+      <w:pPr>
+        <w:ind w:left="6480" w:hanging="360"/>
+      </w:pPr>
+      <w:rPr>
+        <w:rFonts w:ascii="Wingdings" w:hAnsi="Wingdings" w:hint="default"/>
+      </w:rPr>
+    </w:lvl>
+  </w:abstractNum>
+  <w:abstractNum w:abstractNumId="4">
     <w:nsid w:val="726B498E"/>
     <w:multiLevelType w:val="hybridMultilevel"/>
     <w:tmpl w:val="FC480D34"/>
@@ -1505,7 +3448,19 @@
     </w:lvl>
   </w:abstractNum>
   <w:num w:numId="1">
+    <w:abstractNumId w:val="4"/>
+  </w:num>
+  <w:num w:numId="2">
+    <w:abstractNumId w:val="2"/>
+  </w:num>
+  <w:num w:numId="3">
     <w:abstractNumId w:val="0"/>
+  </w:num>
+  <w:num w:numId="4">
+    <w:abstractNumId w:val="3"/>
+  </w:num>
+  <w:num w:numId="5">
+    <w:abstractNumId w:val="1"/>
   </w:num>
 </w:numbering>
 </file>
